--- a/assets/libreoffice_writ_njc/ddc06ab7-075d-47e8-8d70-c88b88605ddf/Guide_L2_10.docx
+++ b/assets/libreoffice_writ_njc/ddc06ab7-075d-47e8-8d70-c88b88605ddf/Guide_L2_10.docx
@@ -6,14 +6,14 @@
       <w:pPr>
         <w:pStyle w:val="Title"/>
         <w:rPr>
-          <w:sz w:val="42"/>
-          <w:szCs w:val="42"/>
+          <w:sz w:val="48"/>
+          <w:szCs w:val="48"/>
         </w:rPr>
       </w:pPr>
       <w:r>
         <w:rPr>
-          <w:sz w:val="42"/>
-          <w:szCs w:val="42"/>
+          <w:sz w:val="48"/>
+          <w:szCs w:val="48"/>
         </w:rPr>
         <w:t>Employee Onboarding Guide</w:t>
       </w:r>
@@ -126,12 +126,10 @@
           <w:t>hr@techvision.com</w:t>
         </w:r>
       </w:hyperlink>
-      <w:hyperlink r:id="rId3">
-        <w:r>
-          <w:rPr/>
-          <w:t xml:space="preserve"> or visit the employee portal at https://portal.techvision.com</w:t>
-        </w:r>
-      </w:hyperlink>
+      <w:r>
+        <w:rPr/>
+        <w:t xml:space="preserve"> or visit the employee portal at https://portal.techvision.com</w:t>
+      </w:r>
     </w:p>
     <w:sectPr>
       <w:type w:val="nextPage"/>
@@ -175,6 +173,7 @@
         </w:tabs>
         <w:ind w:left="1080" w:hanging="360"/>
       </w:pPr>
+      <w:rPr/>
     </w:lvl>
     <w:lvl w:ilvl="2">
       <w:start w:val="1"/>
@@ -187,6 +186,7 @@
         </w:tabs>
         <w:ind w:left="1440" w:hanging="360"/>
       </w:pPr>
+      <w:rPr/>
     </w:lvl>
     <w:lvl w:ilvl="3">
       <w:start w:val="1"/>
@@ -199,6 +199,7 @@
         </w:tabs>
         <w:ind w:left="1800" w:hanging="360"/>
       </w:pPr>
+      <w:rPr/>
     </w:lvl>
     <w:lvl w:ilvl="4">
       <w:start w:val="1"/>
@@ -211,6 +212,7 @@
         </w:tabs>
         <w:ind w:left="2160" w:hanging="360"/>
       </w:pPr>
+      <w:rPr/>
     </w:lvl>
     <w:lvl w:ilvl="5">
       <w:start w:val="1"/>
@@ -223,6 +225,7 @@
         </w:tabs>
         <w:ind w:left="2520" w:hanging="360"/>
       </w:pPr>
+      <w:rPr/>
     </w:lvl>
     <w:lvl w:ilvl="6">
       <w:start w:val="1"/>
@@ -235,6 +238,7 @@
         </w:tabs>
         <w:ind w:left="2880" w:hanging="360"/>
       </w:pPr>
+      <w:rPr/>
     </w:lvl>
     <w:lvl w:ilvl="7">
       <w:start w:val="1"/>
@@ -247,6 +251,7 @@
         </w:tabs>
         <w:ind w:left="3240" w:hanging="360"/>
       </w:pPr>
+      <w:rPr/>
     </w:lvl>
     <w:lvl w:ilvl="8">
       <w:start w:val="1"/>
@@ -259,6 +264,7 @@
         </w:tabs>
         <w:ind w:left="3600" w:hanging="360"/>
       </w:pPr>
+      <w:rPr/>
     </w:lvl>
   </w:abstractNum>
   <w:abstractNum w:abstractNumId="2">
@@ -288,6 +294,7 @@
         </w:tabs>
         <w:ind w:left="1080" w:hanging="360"/>
       </w:pPr>
+      <w:rPr/>
     </w:lvl>
     <w:lvl w:ilvl="2">
       <w:start w:val="1"/>
@@ -300,6 +307,7 @@
         </w:tabs>
         <w:ind w:left="1440" w:hanging="360"/>
       </w:pPr>
+      <w:rPr/>
     </w:lvl>
     <w:lvl w:ilvl="3">
       <w:start w:val="1"/>
@@ -312,6 +320,7 @@
         </w:tabs>
         <w:ind w:left="1800" w:hanging="360"/>
       </w:pPr>
+      <w:rPr/>
     </w:lvl>
     <w:lvl w:ilvl="4">
       <w:start w:val="1"/>
@@ -324,6 +333,7 @@
         </w:tabs>
         <w:ind w:left="2160" w:hanging="360"/>
       </w:pPr>
+      <w:rPr/>
     </w:lvl>
     <w:lvl w:ilvl="5">
       <w:start w:val="1"/>
@@ -336,6 +346,7 @@
         </w:tabs>
         <w:ind w:left="2520" w:hanging="360"/>
       </w:pPr>
+      <w:rPr/>
     </w:lvl>
     <w:lvl w:ilvl="6">
       <w:start w:val="1"/>
@@ -348,6 +359,7 @@
         </w:tabs>
         <w:ind w:left="2880" w:hanging="360"/>
       </w:pPr>
+      <w:rPr/>
     </w:lvl>
     <w:lvl w:ilvl="7">
       <w:start w:val="1"/>
@@ -360,6 +372,7 @@
         </w:tabs>
         <w:ind w:left="3240" w:hanging="360"/>
       </w:pPr>
+      <w:rPr/>
     </w:lvl>
     <w:lvl w:ilvl="8">
       <w:start w:val="1"/>
@@ -372,6 +385,7 @@
         </w:tabs>
         <w:ind w:left="3600" w:hanging="360"/>
       </w:pPr>
+      <w:rPr/>
     </w:lvl>
   </w:abstractNum>
   <w:abstractNum w:abstractNumId="3">
@@ -401,6 +415,7 @@
         </w:tabs>
         <w:ind w:left="1080" w:hanging="360"/>
       </w:pPr>
+      <w:rPr/>
     </w:lvl>
     <w:lvl w:ilvl="2">
       <w:start w:val="1"/>
@@ -413,6 +428,7 @@
         </w:tabs>
         <w:ind w:left="1440" w:hanging="360"/>
       </w:pPr>
+      <w:rPr/>
     </w:lvl>
     <w:lvl w:ilvl="3">
       <w:start w:val="1"/>
@@ -425,6 +441,7 @@
         </w:tabs>
         <w:ind w:left="1800" w:hanging="360"/>
       </w:pPr>
+      <w:rPr/>
     </w:lvl>
     <w:lvl w:ilvl="4">
       <w:start w:val="1"/>
@@ -437,6 +454,7 @@
         </w:tabs>
         <w:ind w:left="2160" w:hanging="360"/>
       </w:pPr>
+      <w:rPr/>
     </w:lvl>
     <w:lvl w:ilvl="5">
       <w:start w:val="1"/>
@@ -449,6 +467,7 @@
         </w:tabs>
         <w:ind w:left="2520" w:hanging="360"/>
       </w:pPr>
+      <w:rPr/>
     </w:lvl>
     <w:lvl w:ilvl="6">
       <w:start w:val="1"/>
@@ -461,6 +480,7 @@
         </w:tabs>
         <w:ind w:left="2880" w:hanging="360"/>
       </w:pPr>
+      <w:rPr/>
     </w:lvl>
     <w:lvl w:ilvl="7">
       <w:start w:val="1"/>
@@ -473,6 +493,7 @@
         </w:tabs>
         <w:ind w:left="3240" w:hanging="360"/>
       </w:pPr>
+      <w:rPr/>
     </w:lvl>
     <w:lvl w:ilvl="8">
       <w:start w:val="1"/>
@@ -485,6 +506,7 @@
         </w:tabs>
         <w:ind w:left="3600" w:hanging="360"/>
       </w:pPr>
+      <w:rPr/>
     </w:lvl>
   </w:abstractNum>
   <w:abstractNum w:abstractNumId="4">
@@ -512,6 +534,7 @@
         </w:tabs>
         <w:ind w:left="1080" w:hanging="360"/>
       </w:pPr>
+      <w:rPr/>
     </w:lvl>
     <w:lvl w:ilvl="2">
       <w:start w:val="1"/>
@@ -524,6 +547,7 @@
         </w:tabs>
         <w:ind w:left="1440" w:hanging="360"/>
       </w:pPr>
+      <w:rPr/>
     </w:lvl>
     <w:lvl w:ilvl="3">
       <w:start w:val="1"/>
@@ -536,6 +560,7 @@
         </w:tabs>
         <w:ind w:left="1800" w:hanging="360"/>
       </w:pPr>
+      <w:rPr/>
     </w:lvl>
     <w:lvl w:ilvl="4">
       <w:start w:val="1"/>
@@ -548,6 +573,7 @@
         </w:tabs>
         <w:ind w:left="2160" w:hanging="360"/>
       </w:pPr>
+      <w:rPr/>
     </w:lvl>
     <w:lvl w:ilvl="5">
       <w:start w:val="1"/>
@@ -560,6 +586,7 @@
         </w:tabs>
         <w:ind w:left="2520" w:hanging="360"/>
       </w:pPr>
+      <w:rPr/>
     </w:lvl>
     <w:lvl w:ilvl="6">
       <w:start w:val="1"/>
@@ -572,6 +599,7 @@
         </w:tabs>
         <w:ind w:left="2880" w:hanging="360"/>
       </w:pPr>
+      <w:rPr/>
     </w:lvl>
     <w:lvl w:ilvl="7">
       <w:start w:val="1"/>
@@ -584,6 +612,7 @@
         </w:tabs>
         <w:ind w:left="3240" w:hanging="360"/>
       </w:pPr>
+      <w:rPr/>
     </w:lvl>
     <w:lvl w:ilvl="8">
       <w:start w:val="1"/>
@@ -596,6 +625,7 @@
         </w:tabs>
         <w:ind w:left="3600" w:hanging="360"/>
       </w:pPr>
+      <w:rPr/>
     </w:lvl>
   </w:abstractNum>
   <w:abstractNum w:abstractNumId="5">
@@ -623,6 +653,7 @@
         </w:tabs>
         <w:ind w:left="1080" w:hanging="360"/>
       </w:pPr>
+      <w:rPr/>
     </w:lvl>
     <w:lvl w:ilvl="2">
       <w:start w:val="1"/>
@@ -635,6 +666,7 @@
         </w:tabs>
         <w:ind w:left="1440" w:hanging="360"/>
       </w:pPr>
+      <w:rPr/>
     </w:lvl>
     <w:lvl w:ilvl="3">
       <w:start w:val="1"/>
@@ -647,6 +679,7 @@
         </w:tabs>
         <w:ind w:left="1800" w:hanging="360"/>
       </w:pPr>
+      <w:rPr/>
     </w:lvl>
     <w:lvl w:ilvl="4">
       <w:start w:val="1"/>
@@ -659,6 +692,7 @@
         </w:tabs>
         <w:ind w:left="2160" w:hanging="360"/>
       </w:pPr>
+      <w:rPr/>
     </w:lvl>
     <w:lvl w:ilvl="5">
       <w:start w:val="1"/>
@@ -671,6 +705,7 @@
         </w:tabs>
         <w:ind w:left="2520" w:hanging="360"/>
       </w:pPr>
+      <w:rPr/>
     </w:lvl>
     <w:lvl w:ilvl="6">
       <w:start w:val="1"/>
@@ -683,6 +718,7 @@
         </w:tabs>
         <w:ind w:left="2880" w:hanging="360"/>
       </w:pPr>
+      <w:rPr/>
     </w:lvl>
     <w:lvl w:ilvl="7">
       <w:start w:val="1"/>
@@ -695,6 +731,7 @@
         </w:tabs>
         <w:ind w:left="3240" w:hanging="360"/>
       </w:pPr>
+      <w:rPr/>
     </w:lvl>
     <w:lvl w:ilvl="8">
       <w:start w:val="1"/>
@@ -707,6 +744,7 @@
         </w:tabs>
         <w:ind w:left="3600" w:hanging="360"/>
       </w:pPr>
+      <w:rPr/>
     </w:lvl>
   </w:abstractNum>
   <w:abstractNum w:abstractNumId="6">
@@ -734,6 +772,7 @@
         </w:tabs>
         <w:ind w:left="1080" w:hanging="360"/>
       </w:pPr>
+      <w:rPr/>
     </w:lvl>
     <w:lvl w:ilvl="2">
       <w:start w:val="1"/>
@@ -746,6 +785,7 @@
         </w:tabs>
         <w:ind w:left="1440" w:hanging="360"/>
       </w:pPr>
+      <w:rPr/>
     </w:lvl>
     <w:lvl w:ilvl="3">
       <w:start w:val="1"/>
@@ -758,6 +798,7 @@
         </w:tabs>
         <w:ind w:left="1800" w:hanging="360"/>
       </w:pPr>
+      <w:rPr/>
     </w:lvl>
     <w:lvl w:ilvl="4">
       <w:start w:val="1"/>
@@ -770,6 +811,7 @@
         </w:tabs>
         <w:ind w:left="2160" w:hanging="360"/>
       </w:pPr>
+      <w:rPr/>
     </w:lvl>
     <w:lvl w:ilvl="5">
       <w:start w:val="1"/>
@@ -782,6 +824,7 @@
         </w:tabs>
         <w:ind w:left="2520" w:hanging="360"/>
       </w:pPr>
+      <w:rPr/>
     </w:lvl>
     <w:lvl w:ilvl="6">
       <w:start w:val="1"/>
@@ -794,6 +837,7 @@
         </w:tabs>
         <w:ind w:left="2880" w:hanging="360"/>
       </w:pPr>
+      <w:rPr/>
     </w:lvl>
     <w:lvl w:ilvl="7">
       <w:start w:val="1"/>
@@ -806,6 +850,7 @@
         </w:tabs>
         <w:ind w:left="3240" w:hanging="360"/>
       </w:pPr>
+      <w:rPr/>
     </w:lvl>
     <w:lvl w:ilvl="8">
       <w:start w:val="1"/>
@@ -818,6 +863,7 @@
         </w:tabs>
         <w:ind w:left="3600" w:hanging="360"/>
       </w:pPr>
+      <w:rPr/>
     </w:lvl>
   </w:abstractNum>
   <w:abstractNum w:abstractNumId="7">
@@ -1125,6 +1171,7 @@
     <w:rsid w:val="00fc693f"/>
     <w:pPr>
       <w:widowControl/>
+      <w:suppressAutoHyphens w:val="true"/>
       <w:bidi w:val="0"/>
       <w:spacing w:lineRule="auto" w:line="276" w:before="0" w:after="200"/>
       <w:jc w:val="left"/>
@@ -1824,6 +1871,7 @@
     <w:rsid w:val="00fc693f"/>
     <w:pPr>
       <w:widowControl/>
+      <w:suppressAutoHyphens w:val="true"/>
       <w:bidi w:val="0"/>
       <w:spacing w:lineRule="auto" w:line="240" w:before="0" w:after="0"/>
       <w:jc w:val="left"/>
@@ -1922,24 +1970,29 @@
       <w:szCs w:val="16"/>
     </w:rPr>
   </w:style>
-  <w:style w:type="paragraph" w:styleId="List2">
+  <w:style w:type="paragraph" w:styleId="ListBullet3">
     <w:name w:val="List Bullet 3"/>
     <w:basedOn w:val="Normal"/>
     <w:uiPriority w:val="99"/>
     <w:unhideWhenUsed/>
+    <w:qFormat/>
     <w:rsid w:val="00326f90"/>
     <w:pPr>
+      <w:numPr>
+        <w:ilvl w:val="0"/>
+        <w:numId w:val="3"/>
+      </w:numPr>
       <w:spacing w:before="0" w:after="200"/>
-      <w:ind w:left="720" w:hanging="360"/>
       <w:contextualSpacing/>
     </w:pPr>
     <w:rPr/>
   </w:style>
-  <w:style w:type="paragraph" w:styleId="List3">
+  <w:style w:type="paragraph" w:styleId="ListBullet4">
     <w:name w:val="List Bullet 4"/>
     <w:basedOn w:val="Normal"/>
     <w:uiPriority w:val="99"/>
     <w:unhideWhenUsed/>
+    <w:qFormat/>
     <w:rsid w:val="00326f90"/>
     <w:pPr>
       <w:spacing w:before="0" w:after="200"/>
@@ -1976,23 +2029,6 @@
       <w:numPr>
         <w:ilvl w:val="0"/>
         <w:numId w:val="2"/>
-      </w:numPr>
-      <w:spacing w:before="0" w:after="200"/>
-      <w:contextualSpacing/>
-    </w:pPr>
-    <w:rPr/>
-  </w:style>
-  <w:style w:type="paragraph" w:styleId="ListBullet3">
-    <w:name w:val="List Bullet 3"/>
-    <w:basedOn w:val="Normal"/>
-    <w:uiPriority w:val="99"/>
-    <w:unhideWhenUsed/>
-    <w:qFormat/>
-    <w:rsid w:val="00326f90"/>
-    <w:pPr>
-      <w:numPr>
-        <w:ilvl w:val="0"/>
-        <w:numId w:val="3"/>
       </w:numPr>
       <w:spacing w:before="0" w:after="200"/>
       <w:contextualSpacing/>
@@ -2111,6 +2147,7 @@
         <w:tab w:val="left" w:pos="3456" w:leader="none"/>
         <w:tab w:val="left" w:pos="4032" w:leader="none"/>
       </w:tabs>
+      <w:suppressAutoHyphens w:val="true"/>
       <w:bidi w:val="0"/>
       <w:spacing w:lineRule="auto" w:line="276" w:before="0" w:after="200"/>
       <w:jc w:val="left"/>
